--- a/Doc/Final_Document_Analyse_Final-AUDIENCES_ET_DELIBERES_V1.1.docx
+++ b/Doc/Final_Document_Analyse_Final-AUDIENCES_ET_DELIBERES_V1.1.docx
@@ -9469,7 +9469,7 @@
               <w:rPr>
                 <w:color w:val="262626"/>
               </w:rPr>
-              <w:t xml:space="preserve">En plus de toutes les actions d'un juriste : administre le système. Valide en dernier ressort. Charge et supprime tout document. Consolide les correspondances avec les avocats. Valide conjointement, avec le DJA, les demandes de frais sensibles ou &gt; </w:t>
+              <w:t xml:space="preserve">En plus de toutes les actions d'un juriste : administre le système. Valide en dernier ressort. Charge et supprime tout document. Consolide les correspondances avec les avocats. Valide conjointement, avec le DJA, les demandes de frais à diligence particulière ou &gt; </w:t>
             </w:r>
             <w:r>
               <w:rPr>
@@ -10333,7 +10333,7 @@
                 <w:b/>
                 <w:bCs/>
               </w:rPr>
-              <w:t xml:space="preserve">→ Directeur Juridique, conjointement avec le DJA, si dossier sensible ou montant &gt; </w:t>
+              <w:t xml:space="preserve">→ Directeur Juridique, conjointement avec le DJA, si dossier à diligence particulière ou montant &gt; </w:t>
             </w:r>
             <w:r>
               <w:rPr>
@@ -12574,7 +12574,7 @@
               <w:rPr>
                 <w:color w:val="262626"/>
               </w:rPr>
-              <w:t>Directeur Juridique Adjoint (+ DJ si sensible/&gt;50M)</w:t>
+              <w:t>Directeur Juridique Adjoint (+ DJ si à diligence particulière/&gt;50M)</w:t>
             </w:r>
           </w:p>
         </w:tc>
@@ -14933,7 +14933,7 @@
           <w:szCs w:val="22"/>
           <w:lang w:val="fr-FR"/>
         </w:rPr>
-        <w:t xml:space="preserve">6-a Dossier sensible (proposition par le juriste) : </w:t>
+        <w:t xml:space="preserve">6-a Dossier à diligence particulière (proposition par le juriste) : </w:t>
       </w:r>
       <w:r>
         <w:rPr>
@@ -14942,7 +14942,7 @@
           <w:szCs w:val="22"/>
           <w:lang w:val="fr-FR"/>
         </w:rPr>
-        <w:t>le juriste coche la case « Dossier sensible ». Le système affiche les champs supplémentaires suivants :</w:t>
+        <w:t>le juriste coche la case « Dossier à diligence particulière ». Le système affiche les champs supplémentaires suivants :</w:t>
       </w:r>
     </w:p>
     <w:p>
@@ -14978,7 +14978,7 @@
           <w:szCs w:val="22"/>
           <w:lang w:val="fr-FR"/>
         </w:rPr>
-        <w:t> : liste déroulante des types de clients sensibles (paramétrée par le DJ).</w:t>
+        <w:t xml:space="preserve"> : liste déroulante des types de clients à diligence particulière (paramétrée par le DJ).</w:t>
       </w:r>
     </w:p>
     <w:p>
@@ -15095,7 +15095,7 @@
           <w:szCs w:val="22"/>
           <w:lang w:val="fr-FR"/>
         </w:rPr>
-        <w:t>r la sensibilité telle que proposée (le dossier est enregistré comme sensible).</w:t>
+        <w:t>r la diligence particulière telle que proposée (le dossier est enregistré comme à diligence particulière).</w:t>
       </w:r>
     </w:p>
     <w:p>
@@ -15131,7 +15131,7 @@
           <w:szCs w:val="22"/>
           <w:lang w:val="fr-FR"/>
         </w:rPr>
-        <w:t> la sensibilité (le dossier est enregistré comme non sensible, avec un motif obligatoire).</w:t>
+        <w:t xml:space="preserve"> la diligence particulière (le dossier est enregistré comme non à diligence particulière, avec un motif obligatoire).</w:t>
       </w:r>
     </w:p>
     <w:p>
@@ -15168,7 +15168,7 @@
           <w:szCs w:val="22"/>
           <w:lang w:val="fr-FR"/>
         </w:rPr>
-        <w:t> le seuil de montant ou le type de client sensible avant validation.</w:t>
+        <w:t xml:space="preserve"> le seuil de montant ou le type de client avant validation.</w:t>
       </w:r>
     </w:p>
     <w:p>
@@ -15269,7 +15269,7 @@
           <w:sz w:val="22"/>
           <w:szCs w:val="22"/>
         </w:rPr>
-        <w:t>Le dossier est enregistré en base avec un identifiant unique. L'étape Instance est créée au statut « Ouverture ». L'historique est initialisé. Si le dossier est sensible, les paramètres de sensibilité sont enregistrés. Un popup de confirmation est affiché au juriste.</w:t>
+        <w:t>Le dossier est enregistré en base avec un identifiant unique. L'étape Instance est créée au statut « Ouverture ». L'historique est initialisé. Si le dossier est à diligence particulière, les paramètres de diligence particulière sont enregistrés. Un popup de confirmation est affiché au juriste.</w:t>
       </w:r>
     </w:p>
     <w:p>
@@ -16171,7 +16171,7 @@
         <w:rPr>
           <w:sz w:val="22"/>
         </w:rPr>
-        <w:t>Le système affiche la fiche complète du dossier : métadonnées, liste des étapes (Première instance, Appel, Pourvoi en cassation, Pourvoi CCJA) avec leur statut, historique des actions, et documents associés.</w:t>
+        <w:t>Le système affiche la fiche complète du dossier : métadonnées, liste des étapes (Instance, Appel, Pourvoi en cassation, Pourvoi CCJA) avec leur statut, historique des actions, et documents associés.</w:t>
       </w:r>
     </w:p>
     <w:p>
@@ -16431,7 +16431,7 @@
         <w:rPr>
           <w:sz w:val="22"/>
         </w:rPr>
-        <w:t>Préconditions : Le dossier existe. L'étape concernée (Première instance, Appel, Pourvoi en cassation, Pourvoi CCJA) est identifiée ou à créer.</w:t>
+        <w:t>Préconditions : Le dossier existe. L'étape concernée (Instance, Appel, Pourvoi en cassation, Pourvoi CCJA) est identifiée ou à créer.</w:t>
       </w:r>
     </w:p>
     <w:p>
@@ -16523,7 +16523,7 @@
         <w:rPr>
           <w:sz w:val="22"/>
         </w:rPr>
-        <w:t>Le juriste clique sur l'étape à modifier (Première instance, Appel, Pourvoi en cassation, Pourvoi CCJA) ou sur le bouton « Créer une étape ».</w:t>
+        <w:t>Le juriste clique sur l'étape à modifier (Instance, Appel, Pourvoi en cassation, Pourvoi CCJA) ou sur le bouton « Créer une étape ».</w:t>
       </w:r>
     </w:p>
     <w:p>
@@ -16664,7 +16664,7 @@
           <w:b/>
           <w:sz w:val="22"/>
         </w:rPr>
-        <w:t>3-a Création d'une étape : si l'étape n'existe pas encore, le juriste clique sur « Créer une étape ». Le système affiche le formulaire de création d'étape. Le juriste choisit le type (Première instance, Appel, Pourvoi en cassation, Pourvoi CCJA). Le cas reprend à l'étape 4.</w:t>
+        <w:t>3-a Création d'une étape : si l'étape n'existe pas encore, le juriste clique sur « Créer une étape ». Le système affiche le formulaire de création d'étape. Le juriste choisit le type (Instance, Appel, Pourvoi en cassation, Pourvoi CCJA). Le cas reprend à l'étape 4.</w:t>
       </w:r>
     </w:p>
     <w:p>
@@ -17136,7 +17136,7 @@
         <w:rPr>
           <w:sz w:val="22"/>
         </w:rPr>
-        <w:t>Le juriste sélectionne l'étape concernée (Première instance, Appel, Pourvoi en cassation, Pourvoi CCJA).</w:t>
+        <w:t>Le juriste sélectionne l'étape concernée (Instance, Appel, Pourvoi en cassation, Pourvoi CCJA).</w:t>
       </w:r>
     </w:p>
     <w:p>
@@ -18204,7 +18204,7 @@
         <w:rPr>
           <w:sz w:val="22"/>
         </w:rPr>
-        <w:t>Le juriste sélectionne l'étape concernée (Première instance, Appel, Pourvoi en cassation, Pourvoi CCJA).</w:t>
+        <w:t>Le juriste sélectionne l'étape concernée (Instance, Appel, Pourvoi en cassation, Pourvoi CCJA).</w:t>
       </w:r>
     </w:p>
     <w:p>
@@ -22632,7 +22632,7 @@
           <w:sz w:val="22"/>
           <w:szCs w:val="22"/>
         </w:rPr>
-        <w:t> : Permettre au Directeur Juridique Adjoint (et au Directeur Juridique, conjointement, pour les cas sensibles) de contrôler l'opportunité d'une demande de frais après le contrôle de conformité.</w:t>
+        <w:t xml:space="preserve"> : Permettre au Directeur Juridique Adjoint (et au Directeur Juridique, conjointement, pour les cas à diligence particulière) de contrôler l'opportunité d'une demande de frais après le contrôle de conformité.</w:t>
       </w:r>
     </w:p>
     <w:p>
@@ -22662,7 +22662,7 @@
           <w:sz w:val="22"/>
           <w:szCs w:val="22"/>
         </w:rPr>
-        <w:t xml:space="preserve"> : Directeur Juridique Adjoint (+ Directeur Juridique, conjointement, pour les dossiers sensibles ou les montants &gt; </w:t>
+        <w:t xml:space="preserve"> : Directeur Juridique Adjoint (+ Directeur Juridique, conjointement, pour les dossiers à diligence particulière ou les montants &gt; </w:t>
       </w:r>
       <w:r>
         <w:rPr>
@@ -35608,7 +35608,7 @@
             </w:pPr>
             <w:r>
               <w:rPr/>
-              <w:t>Étape d'une procédure (Première instance, Appel, Pourvoi en cassation, Pourvoi CCJA), avec son propre cycle de vie à 6 états.</w:t>
+              <w:t>Étape d'une procédure (Instance, Appel, Pourvoi en cassation, Pourvoi CCJA), avec son propre cycle de vie à 6 états.</w:t>
             </w:r>
           </w:p>
         </w:tc>
@@ -37197,7 +37197,7 @@
             </w:pPr>
             <w:r>
               <w:rPr/>
-              <w:t>Chaque étape d'une procédure (Première instance, Appel, Pourvoi en cassation, Pourvoi CCJA) suit son propre cycle de vie : Ouverture → En cours → En délibéré → Délibéré vidé → Clôturé → Archivé. Le juriste peut placer un dossier directement à l'étape de son choix.</w:t>
+              <w:t>Chaque étape d'une procédure (Instance, Appel, Pourvoi en cassation, Pourvoi CCJA) suit son propre cycle de vie : Ouverture → En cours → En délibéré → Délibéré vidé → Clôturé → Archivé. Le juriste peut placer un dossier directement à l'étape de son choix.</w:t>
             </w:r>
           </w:p>
         </w:tc>
@@ -37573,7 +37573,7 @@
               <w:rPr>
                 <w:color w:val="262626"/>
               </w:rPr>
-              <w:t>Dossier sensible</w:t>
+              <w:t>Dossier à diligence particulière</w:t>
             </w:r>
             <w:r>
               <w:rPr>
@@ -37629,7 +37629,7 @@
                 <w:color w:val="262626"/>
                 <w:lang w:val="fr-FR"/>
               </w:rPr>
-              <w:t> la sensibilité du dossier (case à cocher) et renseigne les champs associés (</w:t>
+              <w:t xml:space="preserve"> la diligence particulière du dossier (case à cocher) et renseigne les champs associés (</w:t>
             </w:r>
             <w:proofErr w:type="spellStart"/>
             <w:r>
@@ -37741,7 +37741,7 @@
                 <w:color w:val="262626"/>
                 <w:lang w:val="fr-FR"/>
               </w:rPr>
-              <w:t>La validation de la sensibilité détermine le circuit de validation des demandes de frais (RG-INT-03) : si le dossier est validé comme sensible, toute demande de frais supérieure au seuil configuré requiert la validation conjointe du DJ et du DJA.</w:t>
+              <w:t>La validation de la diligence particulière détermine le circuit de validation des demandes de frais (RG-INT-03) : si le dossier est validé comme à diligence particulière, toute demande de frais supérieure au seuil configuré requiert la validation conjointe du DJ et du DJA.</w:t>
             </w:r>
           </w:p>
         </w:tc>
@@ -38305,7 +38305,7 @@
             </w:pPr>
             <w:r>
               <w:rPr/>
-              <w:t>Chaque audience précise l'étape du dossier concernée (Première instance, Appel, Pourvoi en cassation, Pourvoi CCJA).</w:t>
+              <w:t>Chaque audience précise l'étape du dossier concernée (Instance, Appel, Pourvoi en cassation, Pourvoi CCJA).</w:t>
             </w:r>
           </w:p>
         </w:tc>
@@ -38706,7 +38706,7 @@
             </w:pPr>
             <w:r>
               <w:rPr/>
-              <w:t>Chaque délibéré précise l'étape du dossier concernée (Première instance, Appel, Pourvoi en cassation, Pourvoi CCJA).</w:t>
+              <w:t>Chaque délibéré précise l'étape du dossier concernée (Instance, Appel, Pourvoi en cassation, Pourvoi CCJA).</w:t>
             </w:r>
           </w:p>
         </w:tc>
@@ -39283,7 +39283,7 @@
                 <w:color w:val="262626"/>
                 <w:lang w:val="fr-FR"/>
               </w:rPr>
-              <w:t>estSensible : booléen indiquant si le dossier est marqué comme sensible (validé par le DJ/DJA à la création, conformément à RG-DOS-09).</w:t>
+              <w:t>estSensible : booléen indiquant si le dossier est marqué comme à diligence particulière (validé par le DJ/DJA à la création, conformément à RG-DOS-09).</w:t>
             </w:r>
           </w:p>
           <w:p>
@@ -39364,7 +39364,7 @@
                 <w:color w:val="262626"/>
                 <w:lang w:val="fr-FR"/>
               </w:rPr>
-              <w:t> pour déterminer si le dossier doit être marqué comme sensible (cf. RG-DOS-09). Il ne s'agit pas d'une condition indépendante dans le circuit de validation : c'est estSensible qui déclenche la double validation.</w:t>
+              <w:t xml:space="preserve"> pour déterminer si le dossier doit être marqué comme à diligence particulière (cf. RG-DOS-09). Il ne s'agit pas d'une condition indépendante dans le circuit de validation : c'est estSensible qui déclenche la double validation.</w:t>
             </w:r>
           </w:p>
           <w:p>
@@ -41913,7 +41913,7 @@
             </w:pPr>
             <w:r>
               <w:rPr/>
-              <w:t>Centraliser le suivi de chaque procédure judiciaire et de chacune de ses étapes (Première instance, Appel, Pourvoi en cassation, Pourvoi CCJA), de son ouverture à son archivage, avec alertes automatiques sur les échéances.</w:t>
+              <w:t>Centraliser le suivi de chaque procédure judiciaire et de chacune de ses étapes (Instance, Appel, Pourvoi en cassation, Pourvoi CCJA), de son ouverture à son archivage, avec alertes automatiques sur les échéances.</w:t>
             </w:r>
           </w:p>
         </w:tc>
@@ -42253,7 +42253,7 @@
           <w:sz w:val="22"/>
           <w:szCs w:val="22"/>
         </w:rPr>
-        <w:t xml:space="preserve">Les droits d'accès sont gérés par rôle : consultation (tout le personnel habilité), saisie (les juristes, ainsi que l'Assistante, le DJA et le DJ qui héritent de ce droit), validation (DJA, Assistante de Direction, supérieur hiérarchique désigné, chacun sur son étape ; le Directeur Juridique en plus pour les demandes de frais sensibles ou &gt; </w:t>
+        <w:t xml:space="preserve">Les droits d'accès sont gérés par rôle : consultation (tout le personnel habilité), saisie (les juristes, ainsi que l'Assistante, le DJA et le DJ qui héritent de ce droit), validation (DJA, Assistante de Direction, supérieur hiérarchique désigné, chacun sur son étape ; le Directeur Juridique en plus pour les demandes de frais à diligence particulière ou &gt; </w:t>
       </w:r>
       <w:r>
         <w:rPr>
@@ -42312,7 +42312,7 @@
           <w:sz w:val="22"/>
           <w:szCs w:val="22"/>
         </w:rPr>
-        <w:t xml:space="preserve">Toute demande de frais est soumise à un contrôle de conformité (Assistante) puis d'opportunité (DJA) avant validation, avec un contrôle conjoint DJ+DJA pour les cas sensibles ou &gt; </w:t>
+        <w:t xml:space="preserve">Toute demande de frais est soumise à un contrôle de conformité (Assistante) puis d'opportunité (DJA) avant validation, avec un contrôle conjoint DJ+DJA pour les cas à diligence particulière ou &gt; </w:t>
       </w:r>
       <w:r>
         <w:rPr>
